--- a/assets/docs/04_Google_Drive_Organization_Guide.docx
+++ b/assets/docs/04_Google_Drive_Organization_Guide.docx
@@ -3,16 +3,33 @@
 <w:document xmlns:wpc="http://schemas.microsoft.com/office/word/2010/wordprocessingCanvas" xmlns:mo="http://schemas.microsoft.com/office/mac/office/2008/main" xmlns:mc="http://schemas.openxmlformats.org/markup-compatibility/2006" xmlns:mv="urn:schemas-microsoft-com:mac:vml" xmlns:o="urn:schemas-microsoft-com:office:office" xmlns:r="http://schemas.openxmlformats.org/officeDocument/2006/relationships" xmlns:m="http://schemas.openxmlformats.org/officeDocument/2006/math" xmlns:v="urn:schemas-microsoft-com:vml" xmlns:wp14="http://schemas.microsoft.com/office/word/2010/wordprocessingDrawing" xmlns:wp="http://schemas.openxmlformats.org/drawingml/2006/wordprocessingDrawing" xmlns:w10="urn:schemas-microsoft-com:office:word" xmlns:w="http://schemas.openxmlformats.org/wordprocessingml/2006/main" xmlns:w14="http://schemas.microsoft.com/office/word/2010/wordml" xmlns:wpg="http://schemas.microsoft.com/office/word/2010/wordprocessingGroup" xmlns:wpi="http://schemas.microsoft.com/office/word/2010/wordprocessingInk" xmlns:wne="http://schemas.microsoft.com/office/word/2006/wordml" xmlns:wps="http://schemas.microsoft.com/office/word/2010/wordprocessingShape" mc:Ignorable="w14 wp14">
   <w:body>
     <w:p>
-      <w:pPr>
-        <w:pStyle w:val="Title"/>
-      </w:pPr>
       <w:r>
-        <w:t>BrightPath Creative Studio — Google Drive Organization Guide</w:t>
+        <w:rPr>
+          <w:b/>
+          <w:sz w:val="40"/>
+        </w:rPr>
+        <w:t>Google Drive Organization Guide</w:t>
       </w:r>
     </w:p>
     <w:p>
       <w:r>
-        <w:t>SIMULATED PORTFOLIO PROJECT</w:t>
+        <w:rPr>
+          <w:i/>
+        </w:rPr>
+        <w:t>BrightPath Creative Studio — Administrative VA Sample</w:t>
+      </w:r>
+    </w:p>
+    <w:p>
+      <w:pPr>
+        <w:pStyle w:val="Heading1"/>
+      </w:pPr>
+      <w:r>
+        <w:t>Objective</w:t>
+      </w:r>
+    </w:p>
+    <w:p>
+      <w:r>
+        <w:t>Create a consistent digital filing system that makes client documents easy to locate, review, share, and archive.</w:t>
       </w:r>
     </w:p>
     <w:p>
@@ -28,7 +45,7 @@
         <w:pStyle w:val="ListBullet"/>
       </w:pPr>
       <w:r>
-        <w:t>01 — Client Management / Client Database / Client Onboarding / Client Documents</w:t>
+        <w:t>01_Admin &amp; Contracts</w:t>
       </w:r>
     </w:p>
     <w:p>
@@ -36,7 +53,7 @@
         <w:pStyle w:val="ListBullet"/>
       </w:pPr>
       <w:r>
-        <w:t>02 — Projects / Active Projects / Completed Projects / Project Files</w:t>
+        <w:t>02_Client Information</w:t>
       </w:r>
     </w:p>
     <w:p>
@@ -44,7 +61,7 @@
         <w:pStyle w:val="ListBullet"/>
       </w:pPr>
       <w:r>
-        <w:t>03 — Finance / Invoices / Expenses / Payment Records</w:t>
+        <w:t>03_Projects</w:t>
       </w:r>
     </w:p>
     <w:p>
@@ -52,7 +69,7 @@
         <w:pStyle w:val="ListBullet"/>
       </w:pPr>
       <w:r>
-        <w:t>04 — Meetings / Meeting Notes / Meeting Agendas</w:t>
+        <w:t>04_Finance</w:t>
       </w:r>
     </w:p>
     <w:p>
@@ -60,7 +77,7 @@
         <w:pStyle w:val="ListBullet"/>
       </w:pPr>
       <w:r>
-        <w:t>05 — Reports / Weekly Reports / Monthly Reports</w:t>
+        <w:t>05_Meetings</w:t>
       </w:r>
     </w:p>
     <w:p>
@@ -68,7 +85,23 @@
         <w:pStyle w:val="ListBullet"/>
       </w:pPr>
       <w:r>
-        <w:t>06 — SOPs &amp; Templates / SOPs / Email Templates / Administrative Templates</w:t>
+        <w:t>06_Reports</w:t>
+      </w:r>
+    </w:p>
+    <w:p>
+      <w:pPr>
+        <w:pStyle w:val="ListBullet"/>
+      </w:pPr>
+      <w:r>
+        <w:t>07_Reference</w:t>
+      </w:r>
+    </w:p>
+    <w:p>
+      <w:pPr>
+        <w:pStyle w:val="ListBullet"/>
+      </w:pPr>
+      <w:r>
+        <w:t>99_Archive</w:t>
       </w:r>
     </w:p>
     <w:p>
@@ -80,13 +113,19 @@
       </w:r>
     </w:p>
     <w:p>
+      <w:pPr>
+        <w:pStyle w:val="ListBullet"/>
+      </w:pPr>
       <w:r>
-        <w:t>YYYY-MM-DD_Client_DocumentType_Version</w:t>
+        <w:t>YYYY-MM-DD_Client_DocumentName_Version</w:t>
       </w:r>
     </w:p>
     <w:p>
+      <w:pPr>
+        <w:pStyle w:val="ListBullet"/>
+      </w:pPr>
       <w:r>
-        <w:t>Example: 2026-08-13_SantosEvents_MeetingNotes_V01</w:t>
+        <w:t>Example: 2026-08-15_BrightPath_WeeklyReport_v01</w:t>
       </w:r>
     </w:p>
     <w:p>
@@ -94,7 +133,7 @@
         <w:pStyle w:val="Heading1"/>
       </w:pPr>
       <w:r>
-        <w:t>Administrative Best Practices</w:t>
+        <w:t>Weekly Maintenance</w:t>
       </w:r>
     </w:p>
     <w:p>
@@ -102,7 +141,7 @@
         <w:pStyle w:val="ListBullet"/>
       </w:pPr>
       <w:r>
-        <w:t>Use consistent folder names.</w:t>
+        <w:t>Review new uploads</w:t>
       </w:r>
     </w:p>
     <w:p>
@@ -110,7 +149,7 @@
         <w:pStyle w:val="ListBullet"/>
       </w:pPr>
       <w:r>
-        <w:t>Use standardized filenames.</w:t>
+        <w:t>Rename incorrectly named files</w:t>
       </w:r>
     </w:p>
     <w:p>
@@ -118,7 +157,7 @@
         <w:pStyle w:val="ListBullet"/>
       </w:pPr>
       <w:r>
-        <w:t>Keep active and completed projects separate.</w:t>
+        <w:t>Move files to the correct folder</w:t>
       </w:r>
     </w:p>
     <w:p>
@@ -126,7 +165,7 @@
         <w:pStyle w:val="ListBullet"/>
       </w:pPr>
       <w:r>
-        <w:t>Avoid duplicate files.</w:t>
+        <w:t>Archive completed work</w:t>
       </w:r>
     </w:p>
     <w:p>
@@ -134,7 +173,7 @@
         <w:pStyle w:val="ListBullet"/>
       </w:pPr>
       <w:r>
-        <w:t>Review permissions before sharing.</w:t>
+        <w:t>Check sharing permissions</w:t>
       </w:r>
     </w:p>
     <w:p>
@@ -142,12 +181,30 @@
         <w:pStyle w:val="ListBullet"/>
       </w:pPr>
       <w:r>
-        <w:t>Archive completed records appropriately.</w:t>
+        <w:t>Remove duplicates</w:t>
+      </w:r>
+    </w:p>
+    <w:p>
+      <w:pPr>
+        <w:pStyle w:val="Heading1"/>
+      </w:pPr>
+      <w:r>
+        <w:t>Access Control</w:t>
+      </w:r>
+    </w:p>
+    <w:p>
+      <w:r>
+        <w:t>Working files are limited to appropriate collaborators. Final client-facing documents are shared using Viewer access unless editing is specifically required.</w:t>
+      </w:r>
+    </w:p>
+    <w:p>
+      <w:r>
+        <w:t>SIMULATED PORTFOLIO PROJECT — All client names, records, and figures are fictional.</w:t>
       </w:r>
     </w:p>
     <w:sectPr>
       <w:pgSz w:w="12240" w:h="15840"/>
-      <w:pgMar w:top="1440" w:right="1800" w:bottom="1440" w:left="1800" w:header="720" w:footer="720" w:gutter="0"/>
+      <w:pgMar w:top="936" w:right="1800" w:bottom="936" w:left="1800" w:header="720" w:footer="720" w:gutter="0"/>
       <w:cols w:space="720"/>
       <w:docGrid w:linePitch="360"/>
     </w:sectPr>
